--- a/Word files/Editing.docx
+++ b/Word files/Editing.docx
@@ -4,23 +4,28 @@
   <w:body>
     <w:p>
       <w:pPr>
-        <w:jc w:val="center"/>
-        <w:rPr>
-          <w:rFonts w:ascii="Arial" w:hAnsi="Arial" w:cs="Arial"/>
-          <w:b/>
-          <w:bCs/>
-          <w:sz w:val="28"/>
-          <w:szCs w:val="28"/>
-        </w:rPr>
-      </w:pPr>
-      <w:r>
-        <w:rPr>
-          <w:b/>
-          <w:bCs/>
-          <w:sz w:val="28"/>
-          <w:szCs w:val="28"/>
-        </w:rPr>
-        <w:t>FT for Editing feature</w:t>
+        <w:pStyle w:val="Heading1"/>
+      </w:pPr>
+      <w:r>
+        <w:t>React Data Grid with Advanced Cell &amp; Row Editing</w:t>
+      </w:r>
+    </w:p>
+    <w:p>
+      <w:r>
+        <w:t>Edit data efficiently with inline editing, row updates, validation, batch editing, and seamless data management in a high-performance React Data Grid</w:t>
+      </w:r>
+      <w:r>
+        <w:t>.</w:t>
+      </w:r>
+    </w:p>
+    <w:p>
+      <w:r>
+        <w:t xml:space="preserve">View Demo – </w:t>
+      </w:r>
+    </w:p>
+    <w:p>
+      <w:r>
+        <w:t>Explore Documentation –</w:t>
       </w:r>
     </w:p>
     <w:p/>
@@ -29,17 +34,187 @@
         <w:pStyle w:val="Heading1"/>
       </w:pPr>
       <w:r>
-        <w:t>Hero with CTA Section</w:t>
+        <w:t xml:space="preserve">Why </w:t>
+      </w:r>
+      <w:r>
+        <w:t>Editing</w:t>
+      </w:r>
+      <w:r>
+        <w:t xml:space="preserve"> matters?</w:t>
       </w:r>
     </w:p>
     <w:p/>
     <w:p>
-      <w:r>
+      <w:pPr>
         <w:rPr>
           <w:b/>
           <w:bCs/>
         </w:rPr>
-        <w:t>Hero</w:t>
+      </w:pPr>
+      <w:r>
+        <w:rPr>
+          <w:b/>
+          <w:bCs/>
+        </w:rPr>
+        <w:t>Improve Data Accuracy and Productivity with React Data Grid Editing</w:t>
+      </w:r>
+    </w:p>
+    <w:p>
+      <w:pPr>
+        <w:rPr>
+          <w:b/>
+          <w:bCs/>
+        </w:rPr>
+      </w:pPr>
+      <w:r>
+        <w:t>Business users frequently update records as part of everyday operations. When edits require navigating away from the data view, workflows become slower, less efficient, and more prone to errors.</w:t>
+      </w:r>
+    </w:p>
+    <w:p>
+      <w:pPr>
+        <w:pStyle w:val="Heading2"/>
+        <w:rPr>
+          <w:b/>
+          <w:bCs/>
+        </w:rPr>
+      </w:pPr>
+      <w:r>
+        <w:t>Flexible Editing for Enterprise Data Management</w:t>
+      </w:r>
+    </w:p>
+    <w:p>
+      <w:pPr>
+        <w:rPr>
+          <w:b/>
+          <w:bCs/>
+        </w:rPr>
+      </w:pPr>
+      <w:r>
+        <w:t>Modern applications need a reliable way to create, update, validate, and manage data at scale. Syncfusion React Data Grid supports diverse editing workflows, including inline, dialog, template, and batch editing, allowing users to maintain data efficiently within a familiar workspace. This helps organizations improve data quality, reduce manual effort, and keep business operations running smoothly.</w:t>
+      </w:r>
+    </w:p>
+    <w:p>
+      <w:pPr>
+        <w:rPr>
+          <w:b/>
+          <w:bCs/>
+        </w:rPr>
+      </w:pPr>
+      <w:r>
+        <w:rPr>
+          <w:b/>
+          <w:bCs/>
+        </w:rPr>
+        <w:t>Key capabilities</w:t>
+      </w:r>
+      <w:r>
+        <w:rPr>
+          <w:b/>
+          <w:bCs/>
+        </w:rPr>
+        <w:t>:</w:t>
+      </w:r>
+    </w:p>
+    <w:p>
+      <w:pPr>
+        <w:numPr>
+          <w:ilvl w:val="0"/>
+          <w:numId w:val="2"/>
+        </w:numPr>
+      </w:pPr>
+      <w:r>
+        <w:t>Faster data updates</w:t>
+      </w:r>
+    </w:p>
+    <w:p>
+      <w:pPr>
+        <w:numPr>
+          <w:ilvl w:val="0"/>
+          <w:numId w:val="2"/>
+        </w:numPr>
+      </w:pPr>
+      <w:r>
+        <w:t>Improved accuracy</w:t>
+      </w:r>
+    </w:p>
+    <w:p>
+      <w:pPr>
+        <w:numPr>
+          <w:ilvl w:val="0"/>
+          <w:numId w:val="2"/>
+        </w:numPr>
+      </w:pPr>
+      <w:r>
+        <w:t>Reduced manual work</w:t>
+      </w:r>
+    </w:p>
+    <w:p>
+      <w:pPr>
+        <w:numPr>
+          <w:ilvl w:val="0"/>
+          <w:numId w:val="2"/>
+        </w:numPr>
+      </w:pPr>
+      <w:r>
+        <w:t>Scalable workflows</w:t>
+      </w:r>
+    </w:p>
+    <w:p>
+      <w:pPr>
+        <w:numPr>
+          <w:ilvl w:val="0"/>
+          <w:numId w:val="2"/>
+        </w:numPr>
+      </w:pPr>
+      <w:r>
+        <w:t>Better data quality</w:t>
+      </w:r>
+    </w:p>
+    <w:p/>
+    <w:p>
+      <w:pPr>
+        <w:pStyle w:val="Heading1"/>
+      </w:pPr>
+      <w:r>
+        <w:lastRenderedPageBreak/>
+        <w:t>Choose the Editing Experience That Fits Your Workflow</w:t>
+      </w:r>
+    </w:p>
+    <w:p>
+      <w:r>
+        <w:t>Different edit-only workflows need different editing experiences. Choose the mode that matches how your users expect to work.</w:t>
+      </w:r>
+    </w:p>
+    <w:p/>
+    <w:p>
+      <w:pPr>
+        <w:rPr>
+          <w:b/>
+          <w:bCs/>
+        </w:rPr>
+      </w:pPr>
+      <w:r>
+        <w:rPr>
+          <w:b/>
+          <w:bCs/>
+        </w:rPr>
+        <w:t>Inline Editing</w:t>
+      </w:r>
+    </w:p>
+    <w:p>
+      <w:r>
+        <w:t>Edit an entire row with all fields visible and editable at once. Perfect for quick multi-field updates where context matters.</w:t>
+      </w:r>
+    </w:p>
+    <w:p>
+      <w:pPr>
+        <w:rPr>
+          <w:b/>
+          <w:bCs/>
+        </w:rPr>
+      </w:pPr>
+      <w:r>
+        <w:t>Best for</w:t>
       </w:r>
       <w:r>
         <w:rPr>
@@ -49,100 +224,115 @@
         <w:t xml:space="preserve"> </w:t>
       </w:r>
       <w:r>
+        <w:t>Quick edits, multiple fields, row-level context</w:t>
+      </w:r>
+    </w:p>
+    <w:p>
+      <w:r>
+        <w:t>Use when</w:t>
+      </w:r>
+      <w:r>
+        <w:t xml:space="preserve"> need to see and modify related fields together</w:t>
+      </w:r>
+    </w:p>
+    <w:p/>
+    <w:p>
+      <w:pPr>
         <w:rPr>
           <w:b/>
           <w:bCs/>
         </w:rPr>
-        <w:t>T</w:t>
-      </w:r>
+      </w:pPr>
       <w:r>
         <w:rPr>
           <w:b/>
           <w:bCs/>
         </w:rPr>
-        <w:t>itle</w:t>
-      </w:r>
-      <w:r>
-        <w:t xml:space="preserve"> – </w:t>
-      </w:r>
-      <w:r>
-        <w:t>React Data Grid with Advanced Cell &amp; Row Editing</w:t>
-      </w:r>
-    </w:p>
-    <w:p>
-      <w:r>
+        <w:t>Cell Editing</w:t>
+      </w:r>
+    </w:p>
+    <w:p>
+      <w:r>
+        <w:t>Edit individual cells with double-click or keyboard interaction. Saves changes immediately per cell for rapid workflows.</w:t>
+      </w:r>
+    </w:p>
+    <w:p>
+      <w:r>
+        <w:t>Best for Spreadsheet-like workflows, cell-level changes</w:t>
+      </w:r>
+    </w:p>
+    <w:p>
+      <w:r>
+        <w:t>Use when expect Excel-like cell editing behavior</w:t>
+      </w:r>
+    </w:p>
+    <w:p>
+      <w:pPr>
         <w:rPr>
           <w:b/>
           <w:bCs/>
         </w:rPr>
-        <w:t xml:space="preserve">Hero </w:t>
-      </w:r>
-      <w:r>
+      </w:pPr>
+    </w:p>
+    <w:p>
+      <w:pPr>
         <w:rPr>
           <w:b/>
           <w:bCs/>
         </w:rPr>
-        <w:t>Subtitle</w:t>
-      </w:r>
-      <w:r>
-        <w:t xml:space="preserve"> – </w:t>
-      </w:r>
-      <w:r>
-        <w:t>Edit data efficiently with inline editing, row updates, validation, batch editing, and seamless data management in a high-performance React Data Grid</w:t>
-      </w:r>
-      <w:r>
-        <w:t>.</w:t>
-      </w:r>
-    </w:p>
-    <w:p>
-      <w:r>
-        <w:t xml:space="preserve">View Demo – </w:t>
-      </w:r>
-    </w:p>
-    <w:p>
-      <w:r>
-        <w:t>Explore Documentation –</w:t>
-      </w:r>
-    </w:p>
-    <w:p/>
-    <w:p>
-      <w:pPr>
-        <w:pStyle w:val="Heading1"/>
-      </w:pPr>
-      <w:r>
-        <w:t xml:space="preserve">Why </w:t>
-      </w:r>
-      <w:r>
-        <w:t>Editing</w:t>
-      </w:r>
-      <w:r>
-        <w:t xml:space="preserve"> matters?</w:t>
-      </w:r>
-    </w:p>
-    <w:p/>
-    <w:p>
-      <w:pPr>
+      </w:pPr>
+      <w:r>
         <w:rPr>
           <w:b/>
           <w:bCs/>
         </w:rPr>
-      </w:pPr>
-      <w:r>
+        <w:t>Dialog Editing</w:t>
+      </w:r>
+    </w:p>
+    <w:p>
+      <w:r>
+        <w:t>Open a modal dialog with all editable fields organized in a form layout. Great for complex records with validation.</w:t>
+      </w:r>
+    </w:p>
+    <w:p>
+      <w:r>
+        <w:t>Best for Complex forms, validation, organized layouts</w:t>
+      </w:r>
+    </w:p>
+    <w:p>
+      <w:r>
+        <w:t>Use when records have many fields or need structured form display</w:t>
+      </w:r>
+    </w:p>
+    <w:p/>
+    <w:p>
+      <w:pPr>
         <w:rPr>
           <w:b/>
           <w:bCs/>
         </w:rPr>
-        <w:t>Top Title</w:t>
-      </w:r>
+      </w:pPr>
       <w:r>
         <w:rPr>
           <w:b/>
           <w:bCs/>
         </w:rPr>
-        <w:t xml:space="preserve"> – </w:t>
-      </w:r>
-      <w:r>
-        <w:t>Improve Data Accuracy and Productivity with React Data Grid Editing</w:t>
+        <w:t>Batch Editing</w:t>
+      </w:r>
+    </w:p>
+    <w:p>
+      <w:r>
+        <w:t>Edit multiple rows simultaneously with all changes applied at once. Ideal for bulk operations and atomic transactions.</w:t>
+      </w:r>
+    </w:p>
+    <w:p>
+      <w:r>
+        <w:t>Best for Bulk updates, multi-row changes, atomic saves</w:t>
+      </w:r>
+    </w:p>
+    <w:p>
+      <w:r>
+        <w:t>Use when need to update many records and save together</w:t>
       </w:r>
     </w:p>
     <w:p>
@@ -157,168 +347,1522 @@
           <w:b/>
           <w:bCs/>
         </w:rPr>
-        <w:t>Top Description</w:t>
+        <w:lastRenderedPageBreak/>
+        <w:t>Command Column</w:t>
       </w:r>
       <w:r>
         <w:rPr>
           <w:b/>
           <w:bCs/>
         </w:rPr>
-        <w:t xml:space="preserve"> –</w:t>
-      </w:r>
-      <w:r>
-        <w:rPr>
-          <w:b/>
-          <w:bCs/>
-        </w:rPr>
-        <w:t xml:space="preserve"> </w:t>
-      </w:r>
-      <w:r>
-        <w:t>Business users frequently update records as part of everyday operations. When edits require navigating away from the data view, workflows become slower, less efficient, and more prone to errors.</w:t>
-      </w:r>
-    </w:p>
-    <w:p>
-      <w:pPr>
-        <w:rPr>
-          <w:b/>
-          <w:bCs/>
-        </w:rPr>
-      </w:pPr>
-      <w:r>
-        <w:rPr>
-          <w:b/>
-          <w:bCs/>
-        </w:rPr>
-        <w:t xml:space="preserve">Content Title – </w:t>
-      </w:r>
-      <w:r>
-        <w:t>Flexible Editing for Enterprise Data Management</w:t>
-      </w:r>
-    </w:p>
-    <w:p>
-      <w:pPr>
-        <w:rPr>
-          <w:b/>
-          <w:bCs/>
-        </w:rPr>
-      </w:pPr>
-      <w:r>
-        <w:rPr>
-          <w:b/>
-          <w:bCs/>
-        </w:rPr>
-        <w:t>Content</w:t>
-      </w:r>
-      <w:r>
-        <w:rPr>
-          <w:b/>
-          <w:bCs/>
-        </w:rPr>
-        <w:t xml:space="preserve"> </w:t>
-      </w:r>
-      <w:r>
-        <w:rPr>
-          <w:b/>
-          <w:bCs/>
-        </w:rPr>
-        <w:t xml:space="preserve">Description </w:t>
-      </w:r>
-      <w:r>
-        <w:rPr>
-          <w:b/>
-          <w:bCs/>
-        </w:rPr>
-        <w:t>–</w:t>
-      </w:r>
-      <w:r>
-        <w:rPr>
-          <w:b/>
-          <w:bCs/>
-        </w:rPr>
-        <w:t xml:space="preserve"> </w:t>
-      </w:r>
-      <w:r>
-        <w:t>Modern applications need a reliable way to create, update, validate, and manage data at scale. Syncfusion React Data Grid supports diverse editing workflows, including inline, dialog, template, and batch editing, allowing users to maintain data efficiently within a familiar workspace. This helps organizations improve data quality, reduce manual effort, and keep business operations running smoothly.</w:t>
-      </w:r>
-    </w:p>
-    <w:p>
-      <w:pPr>
-        <w:rPr>
-          <w:b/>
-          <w:bCs/>
-        </w:rPr>
-      </w:pPr>
-      <w:r>
-        <w:rPr>
-          <w:b/>
-          <w:bCs/>
-        </w:rPr>
-        <w:t>Key capabilities</w:t>
-      </w:r>
-      <w:r>
-        <w:rPr>
-          <w:b/>
-          <w:bCs/>
-        </w:rPr>
-        <w:t>:</w:t>
-      </w:r>
-    </w:p>
-    <w:p>
-      <w:pPr>
-        <w:numPr>
-          <w:ilvl w:val="0"/>
-          <w:numId w:val="2"/>
-        </w:numPr>
-      </w:pPr>
-      <w:r>
-        <w:t>Faster data updates</w:t>
-      </w:r>
-    </w:p>
-    <w:p>
-      <w:pPr>
-        <w:numPr>
-          <w:ilvl w:val="0"/>
-          <w:numId w:val="2"/>
-        </w:numPr>
-      </w:pPr>
-      <w:r>
-        <w:t>Improved accuracy</w:t>
-      </w:r>
-    </w:p>
-    <w:p>
-      <w:pPr>
-        <w:numPr>
-          <w:ilvl w:val="0"/>
-          <w:numId w:val="2"/>
-        </w:numPr>
-      </w:pPr>
-      <w:r>
-        <w:t>Reduced manual work</w:t>
-      </w:r>
-    </w:p>
-    <w:p>
-      <w:pPr>
-        <w:numPr>
-          <w:ilvl w:val="0"/>
-          <w:numId w:val="2"/>
-        </w:numPr>
-      </w:pPr>
-      <w:r>
-        <w:lastRenderedPageBreak/>
-        <w:t>Scalable workflows</w:t>
-      </w:r>
-    </w:p>
-    <w:p>
-      <w:pPr>
-        <w:numPr>
-          <w:ilvl w:val="0"/>
-          <w:numId w:val="2"/>
-        </w:numPr>
-      </w:pPr>
-      <w:r>
-        <w:t>Better data quality</w:t>
-      </w:r>
-    </w:p>
+        <w:t xml:space="preserve"> Editing</w:t>
+      </w:r>
+    </w:p>
+    <w:p>
+      <w:r>
+        <w:t>Add Edit, Save, Cancel, and Delete buttons in a dedicated column. Always visible controls for explicit user actions.</w:t>
+      </w:r>
+    </w:p>
+    <w:p>
+      <w:r>
+        <w:t>Best for Explicit actions, mobile-friendly, clear affordance</w:t>
+      </w:r>
+    </w:p>
+    <w:p>
+      <w:r>
+        <w:t>Use when need visible action buttons for every row</w:t>
+      </w:r>
+    </w:p>
+    <w:p/>
+    <w:p>
+      <w:pPr>
+        <w:pStyle w:val="Heading1"/>
+      </w:pPr>
+      <w:r>
+        <w:t>Explore Editing Demos and Docs</w:t>
+      </w:r>
+    </w:p>
+    <w:p>
+      <w:r>
+        <w:t>Find the tools and guides you need to get started with React Data Grid editing.</w:t>
+      </w:r>
+    </w:p>
+    <w:p/>
+    <w:tbl>
+      <w:tblPr>
+        <w:tblStyle w:val="TableGrid"/>
+        <w:tblW w:w="0" w:type="auto"/>
+        <w:tblLook w:val="04A0" w:firstRow="1" w:lastRow="0" w:firstColumn="1" w:lastColumn="0" w:noHBand="0" w:noVBand="1"/>
+      </w:tblPr>
+      <w:tblGrid>
+        <w:gridCol w:w="2509"/>
+        <w:gridCol w:w="4776"/>
+        <w:gridCol w:w="2065"/>
+      </w:tblGrid>
+      <w:tr>
+        <w:tc>
+          <w:tcPr>
+            <w:tcW w:w="0" w:type="auto"/>
+            <w:hideMark/>
+          </w:tcPr>
+          <w:p>
+            <w:pPr>
+              <w:spacing w:after="160" w:line="278" w:lineRule="auto"/>
+              <w:rPr>
+                <w:b/>
+                <w:bCs/>
+              </w:rPr>
+            </w:pPr>
+            <w:r>
+              <w:rPr>
+                <w:b/>
+                <w:bCs/>
+              </w:rPr>
+              <w:t>Title</w:t>
+            </w:r>
+          </w:p>
+        </w:tc>
+        <w:tc>
+          <w:tcPr>
+            <w:tcW w:w="4776" w:type="dxa"/>
+            <w:hideMark/>
+          </w:tcPr>
+          <w:p>
+            <w:pPr>
+              <w:spacing w:after="160" w:line="278" w:lineRule="auto"/>
+              <w:rPr>
+                <w:b/>
+                <w:bCs/>
+              </w:rPr>
+            </w:pPr>
+            <w:r>
+              <w:rPr>
+                <w:b/>
+                <w:bCs/>
+              </w:rPr>
+              <w:t>Content</w:t>
+            </w:r>
+          </w:p>
+        </w:tc>
+        <w:tc>
+          <w:tcPr>
+            <w:tcW w:w="2065" w:type="dxa"/>
+            <w:hideMark/>
+          </w:tcPr>
+          <w:p>
+            <w:pPr>
+              <w:spacing w:after="160" w:line="278" w:lineRule="auto"/>
+              <w:rPr>
+                <w:b/>
+                <w:bCs/>
+              </w:rPr>
+            </w:pPr>
+            <w:r>
+              <w:rPr>
+                <w:b/>
+                <w:bCs/>
+              </w:rPr>
+              <w:t>Action</w:t>
+            </w:r>
+          </w:p>
+        </w:tc>
+      </w:tr>
+      <w:tr>
+        <w:tc>
+          <w:tcPr>
+            <w:tcW w:w="0" w:type="auto"/>
+            <w:hideMark/>
+          </w:tcPr>
+          <w:p>
+            <w:pPr>
+              <w:spacing w:after="160" w:line="278" w:lineRule="auto"/>
+            </w:pPr>
+            <w:r>
+              <w:t>Editing Documentation</w:t>
+            </w:r>
+          </w:p>
+        </w:tc>
+        <w:tc>
+          <w:tcPr>
+            <w:tcW w:w="4776" w:type="dxa"/>
+            <w:hideMark/>
+          </w:tcPr>
+          <w:p>
+            <w:pPr>
+              <w:spacing w:after="160" w:line="278" w:lineRule="auto"/>
+            </w:pPr>
+            <w:r>
+              <w:t>Learn the full API and configuration options for all editing modes.</w:t>
+            </w:r>
+          </w:p>
+        </w:tc>
+        <w:tc>
+          <w:tcPr>
+            <w:tcW w:w="2065" w:type="dxa"/>
+            <w:hideMark/>
+          </w:tcPr>
+          <w:p>
+            <w:pPr>
+              <w:spacing w:after="160" w:line="278" w:lineRule="auto"/>
+            </w:pPr>
+            <w:r>
+              <w:t>Read guide</w:t>
+            </w:r>
+          </w:p>
+        </w:tc>
+      </w:tr>
+      <w:tr>
+        <w:tc>
+          <w:tcPr>
+            <w:tcW w:w="0" w:type="auto"/>
+            <w:hideMark/>
+          </w:tcPr>
+          <w:p>
+            <w:pPr>
+              <w:spacing w:after="160" w:line="278" w:lineRule="auto"/>
+            </w:pPr>
+            <w:r>
+              <w:t>Inline Editing Demo</w:t>
+            </w:r>
+          </w:p>
+        </w:tc>
+        <w:tc>
+          <w:tcPr>
+            <w:tcW w:w="4776" w:type="dxa"/>
+            <w:hideMark/>
+          </w:tcPr>
+          <w:p>
+            <w:pPr>
+              <w:spacing w:after="160" w:line="278" w:lineRule="auto"/>
+            </w:pPr>
+            <w:r>
+              <w:t>See inline row editing in action with a complete working example.</w:t>
+            </w:r>
+          </w:p>
+        </w:tc>
+        <w:tc>
+          <w:tcPr>
+            <w:tcW w:w="2065" w:type="dxa"/>
+            <w:hideMark/>
+          </w:tcPr>
+          <w:p>
+            <w:pPr>
+              <w:spacing w:after="160" w:line="278" w:lineRule="auto"/>
+            </w:pPr>
+            <w:r>
+              <w:t>View demo</w:t>
+            </w:r>
+          </w:p>
+        </w:tc>
+      </w:tr>
+      <w:tr>
+        <w:tc>
+          <w:tcPr>
+            <w:tcW w:w="0" w:type="auto"/>
+            <w:hideMark/>
+          </w:tcPr>
+          <w:p>
+            <w:pPr>
+              <w:spacing w:after="160" w:line="278" w:lineRule="auto"/>
+            </w:pPr>
+            <w:r>
+              <w:t>Cell Editing Demo</w:t>
+            </w:r>
+          </w:p>
+        </w:tc>
+        <w:tc>
+          <w:tcPr>
+            <w:tcW w:w="4776" w:type="dxa"/>
+            <w:hideMark/>
+          </w:tcPr>
+          <w:p>
+            <w:pPr>
+              <w:spacing w:after="160" w:line="278" w:lineRule="auto"/>
+            </w:pPr>
+            <w:r>
+              <w:t>Explore cell-level editing with keyboard shortcuts and validation.</w:t>
+            </w:r>
+          </w:p>
+        </w:tc>
+        <w:tc>
+          <w:tcPr>
+            <w:tcW w:w="2065" w:type="dxa"/>
+            <w:hideMark/>
+          </w:tcPr>
+          <w:p>
+            <w:pPr>
+              <w:spacing w:after="160" w:line="278" w:lineRule="auto"/>
+            </w:pPr>
+            <w:r>
+              <w:t>View demo</w:t>
+            </w:r>
+          </w:p>
+        </w:tc>
+      </w:tr>
+      <w:tr>
+        <w:tc>
+          <w:tcPr>
+            <w:tcW w:w="0" w:type="auto"/>
+            <w:hideMark/>
+          </w:tcPr>
+          <w:p>
+            <w:pPr>
+              <w:spacing w:after="160" w:line="278" w:lineRule="auto"/>
+            </w:pPr>
+            <w:r>
+              <w:t>Dialog Editing Demo</w:t>
+            </w:r>
+          </w:p>
+        </w:tc>
+        <w:tc>
+          <w:tcPr>
+            <w:tcW w:w="4776" w:type="dxa"/>
+            <w:hideMark/>
+          </w:tcPr>
+          <w:p>
+            <w:pPr>
+              <w:spacing w:after="160" w:line="278" w:lineRule="auto"/>
+            </w:pPr>
+            <w:r>
+              <w:t>See dialog-based editing with form layouts and custom fields.</w:t>
+            </w:r>
+          </w:p>
+        </w:tc>
+        <w:tc>
+          <w:tcPr>
+            <w:tcW w:w="2065" w:type="dxa"/>
+            <w:hideMark/>
+          </w:tcPr>
+          <w:p>
+            <w:pPr>
+              <w:spacing w:after="160" w:line="278" w:lineRule="auto"/>
+            </w:pPr>
+            <w:r>
+              <w:t>View demo</w:t>
+            </w:r>
+          </w:p>
+        </w:tc>
+      </w:tr>
+      <w:tr>
+        <w:tc>
+          <w:tcPr>
+            <w:tcW w:w="0" w:type="auto"/>
+            <w:hideMark/>
+          </w:tcPr>
+          <w:p>
+            <w:pPr>
+              <w:spacing w:after="160" w:line="278" w:lineRule="auto"/>
+            </w:pPr>
+            <w:r>
+              <w:t>Batch Editing Demo</w:t>
+            </w:r>
+          </w:p>
+        </w:tc>
+        <w:tc>
+          <w:tcPr>
+            <w:tcW w:w="4776" w:type="dxa"/>
+            <w:hideMark/>
+          </w:tcPr>
+          <w:p>
+            <w:pPr>
+              <w:spacing w:after="160" w:line="278" w:lineRule="auto"/>
+            </w:pPr>
+            <w:r>
+              <w:t>Discover batch editing for bulk updates and multi-row changes.</w:t>
+            </w:r>
+          </w:p>
+        </w:tc>
+        <w:tc>
+          <w:tcPr>
+            <w:tcW w:w="2065" w:type="dxa"/>
+            <w:hideMark/>
+          </w:tcPr>
+          <w:p>
+            <w:pPr>
+              <w:spacing w:after="160" w:line="278" w:lineRule="auto"/>
+            </w:pPr>
+            <w:r>
+              <w:t>View demo</w:t>
+            </w:r>
+          </w:p>
+        </w:tc>
+      </w:tr>
+      <w:tr>
+        <w:tc>
+          <w:tcPr>
+            <w:tcW w:w="0" w:type="auto"/>
+            <w:hideMark/>
+          </w:tcPr>
+          <w:p>
+            <w:pPr>
+              <w:spacing w:after="160" w:line="278" w:lineRule="auto"/>
+            </w:pPr>
+            <w:r>
+              <w:t>Custom Editor Guide</w:t>
+            </w:r>
+          </w:p>
+        </w:tc>
+        <w:tc>
+          <w:tcPr>
+            <w:tcW w:w="4776" w:type="dxa"/>
+            <w:hideMark/>
+          </w:tcPr>
+          <w:p>
+            <w:pPr>
+              <w:spacing w:after="160" w:line="278" w:lineRule="auto"/>
+            </w:pPr>
+            <w:r>
+              <w:t>Learn how to create custom editors and templates for specialized needs.</w:t>
+            </w:r>
+          </w:p>
+        </w:tc>
+        <w:tc>
+          <w:tcPr>
+            <w:tcW w:w="2065" w:type="dxa"/>
+            <w:hideMark/>
+          </w:tcPr>
+          <w:p>
+            <w:pPr>
+              <w:spacing w:after="160" w:line="278" w:lineRule="auto"/>
+            </w:pPr>
+            <w:r>
+              <w:t>Read guide</w:t>
+            </w:r>
+          </w:p>
+        </w:tc>
+      </w:tr>
+      <w:tr>
+        <w:tc>
+          <w:tcPr>
+            <w:tcW w:w="0" w:type="auto"/>
+            <w:hideMark/>
+          </w:tcPr>
+          <w:p>
+            <w:pPr>
+              <w:spacing w:after="160" w:line="278" w:lineRule="auto"/>
+            </w:pPr>
+            <w:r>
+              <w:t>Validation Guide</w:t>
+            </w:r>
+          </w:p>
+        </w:tc>
+        <w:tc>
+          <w:tcPr>
+            <w:tcW w:w="4776" w:type="dxa"/>
+            <w:hideMark/>
+          </w:tcPr>
+          <w:p>
+            <w:pPr>
+              <w:spacing w:after="160" w:line="278" w:lineRule="auto"/>
+            </w:pPr>
+            <w:r>
+              <w:t>Configure client-side and server-side validation for all editing modes.</w:t>
+            </w:r>
+          </w:p>
+        </w:tc>
+        <w:tc>
+          <w:tcPr>
+            <w:tcW w:w="2065" w:type="dxa"/>
+            <w:hideMark/>
+          </w:tcPr>
+          <w:p>
+            <w:pPr>
+              <w:spacing w:after="160" w:line="278" w:lineRule="auto"/>
+            </w:pPr>
+            <w:r>
+              <w:t>Read guide</w:t>
+            </w:r>
+          </w:p>
+        </w:tc>
+      </w:tr>
+      <w:tr>
+        <w:tc>
+          <w:tcPr>
+            <w:tcW w:w="0" w:type="auto"/>
+            <w:hideMark/>
+          </w:tcPr>
+          <w:p>
+            <w:pPr>
+              <w:spacing w:after="160" w:line="278" w:lineRule="auto"/>
+            </w:pPr>
+            <w:r>
+              <w:t>API Reference</w:t>
+            </w:r>
+          </w:p>
+        </w:tc>
+        <w:tc>
+          <w:tcPr>
+            <w:tcW w:w="4776" w:type="dxa"/>
+            <w:hideMark/>
+          </w:tcPr>
+          <w:p>
+            <w:pPr>
+              <w:spacing w:after="160" w:line="278" w:lineRule="auto"/>
+            </w:pPr>
+            <w:r>
+              <w:t>Complete API documentation for editing events, methods, and properties.</w:t>
+            </w:r>
+          </w:p>
+        </w:tc>
+        <w:tc>
+          <w:tcPr>
+            <w:tcW w:w="2065" w:type="dxa"/>
+            <w:hideMark/>
+          </w:tcPr>
+          <w:p>
+            <w:pPr>
+              <w:spacing w:after="160" w:line="278" w:lineRule="auto"/>
+            </w:pPr>
+            <w:r>
+              <w:t>View reference</w:t>
+            </w:r>
+          </w:p>
+        </w:tc>
+      </w:tr>
+      <w:tr>
+        <w:tc>
+          <w:tcPr>
+            <w:tcW w:w="0" w:type="auto"/>
+            <w:hideMark/>
+          </w:tcPr>
+          <w:p>
+            <w:pPr>
+              <w:spacing w:after="160" w:line="278" w:lineRule="auto"/>
+            </w:pPr>
+            <w:r>
+              <w:lastRenderedPageBreak/>
+              <w:t>Template Editing Demo</w:t>
+            </w:r>
+          </w:p>
+        </w:tc>
+        <w:tc>
+          <w:tcPr>
+            <w:tcW w:w="4776" w:type="dxa"/>
+            <w:hideMark/>
+          </w:tcPr>
+          <w:p>
+            <w:pPr>
+              <w:spacing w:after="160" w:line="278" w:lineRule="auto"/>
+            </w:pPr>
+            <w:r>
+              <w:t>Create custom editing forms using templates for inline and dialog editing scenarios.</w:t>
+            </w:r>
+          </w:p>
+        </w:tc>
+        <w:tc>
+          <w:tcPr>
+            <w:tcW w:w="2065" w:type="dxa"/>
+            <w:hideMark/>
+          </w:tcPr>
+          <w:p>
+            <w:pPr>
+              <w:spacing w:after="160" w:line="278" w:lineRule="auto"/>
+            </w:pPr>
+            <w:r>
+              <w:t>View demo</w:t>
+            </w:r>
+          </w:p>
+        </w:tc>
+      </w:tr>
+      <w:tr>
+        <w:tc>
+          <w:tcPr>
+            <w:tcW w:w="0" w:type="auto"/>
+            <w:hideMark/>
+          </w:tcPr>
+          <w:p>
+            <w:pPr>
+              <w:spacing w:after="160" w:line="278" w:lineRule="auto"/>
+            </w:pPr>
+            <w:r>
+              <w:t>Command Column Editing Demo</w:t>
+            </w:r>
+          </w:p>
+        </w:tc>
+        <w:tc>
+          <w:tcPr>
+            <w:tcW w:w="4776" w:type="dxa"/>
+            <w:hideMark/>
+          </w:tcPr>
+          <w:p>
+            <w:pPr>
+              <w:spacing w:after="160" w:line="278" w:lineRule="auto"/>
+            </w:pPr>
+            <w:r>
+              <w:t>Perform edit, save, delete, and cancel operations directly from command buttons in the grid.</w:t>
+            </w:r>
+          </w:p>
+        </w:tc>
+        <w:tc>
+          <w:tcPr>
+            <w:tcW w:w="2065" w:type="dxa"/>
+            <w:hideMark/>
+          </w:tcPr>
+          <w:p>
+            <w:pPr>
+              <w:spacing w:after="160" w:line="278" w:lineRule="auto"/>
+            </w:pPr>
+            <w:r>
+              <w:t>View demo</w:t>
+            </w:r>
+          </w:p>
+        </w:tc>
+      </w:tr>
+      <w:tr>
+        <w:tc>
+          <w:tcPr>
+            <w:tcW w:w="0" w:type="auto"/>
+            <w:hideMark/>
+          </w:tcPr>
+          <w:p>
+            <w:pPr>
+              <w:spacing w:after="160" w:line="278" w:lineRule="auto"/>
+            </w:pPr>
+            <w:r>
+              <w:t>Server Persistence Guide</w:t>
+            </w:r>
+          </w:p>
+        </w:tc>
+        <w:tc>
+          <w:tcPr>
+            <w:tcW w:w="4776" w:type="dxa"/>
+            <w:hideMark/>
+          </w:tcPr>
+          <w:p>
+            <w:pPr>
+              <w:spacing w:after="160" w:line="278" w:lineRule="auto"/>
+            </w:pPr>
+            <w:r>
+              <w:t xml:space="preserve">Learn how to persist grid changes to the server using REST APIs and </w:t>
+            </w:r>
+            <w:proofErr w:type="spellStart"/>
+            <w:r>
+              <w:t>DataManager</w:t>
+            </w:r>
+            <w:proofErr w:type="spellEnd"/>
+            <w:r>
+              <w:t>.</w:t>
+            </w:r>
+          </w:p>
+        </w:tc>
+        <w:tc>
+          <w:tcPr>
+            <w:tcW w:w="2065" w:type="dxa"/>
+            <w:hideMark/>
+          </w:tcPr>
+          <w:p>
+            <w:pPr>
+              <w:spacing w:after="160" w:line="278" w:lineRule="auto"/>
+            </w:pPr>
+            <w:r>
+              <w:t>Read guide</w:t>
+            </w:r>
+          </w:p>
+        </w:tc>
+      </w:tr>
+      <w:tr>
+        <w:tc>
+          <w:tcPr>
+            <w:tcW w:w="0" w:type="auto"/>
+            <w:hideMark/>
+          </w:tcPr>
+          <w:p>
+            <w:pPr>
+              <w:spacing w:after="160" w:line="278" w:lineRule="auto"/>
+            </w:pPr>
+            <w:r>
+              <w:t>Editing Events Guide</w:t>
+            </w:r>
+          </w:p>
+        </w:tc>
+        <w:tc>
+          <w:tcPr>
+            <w:tcW w:w="4776" w:type="dxa"/>
+            <w:hideMark/>
+          </w:tcPr>
+          <w:p>
+            <w:pPr>
+              <w:spacing w:after="160" w:line="278" w:lineRule="auto"/>
+            </w:pPr>
+            <w:r>
+              <w:t xml:space="preserve">Customize editing workflows using events such as </w:t>
+            </w:r>
+            <w:proofErr w:type="spellStart"/>
+            <w:r>
+              <w:t>actionBegin</w:t>
+            </w:r>
+            <w:proofErr w:type="spellEnd"/>
+            <w:r>
+              <w:t xml:space="preserve"> and </w:t>
+            </w:r>
+            <w:proofErr w:type="spellStart"/>
+            <w:r>
+              <w:t>actionComplete</w:t>
+            </w:r>
+            <w:proofErr w:type="spellEnd"/>
+            <w:r>
+              <w:t>.</w:t>
+            </w:r>
+          </w:p>
+        </w:tc>
+        <w:tc>
+          <w:tcPr>
+            <w:tcW w:w="2065" w:type="dxa"/>
+            <w:hideMark/>
+          </w:tcPr>
+          <w:p>
+            <w:pPr>
+              <w:spacing w:after="160" w:line="278" w:lineRule="auto"/>
+            </w:pPr>
+            <w:r>
+              <w:t>Read guide</w:t>
+            </w:r>
+          </w:p>
+        </w:tc>
+      </w:tr>
+      <w:tr>
+        <w:tc>
+          <w:tcPr>
+            <w:tcW w:w="0" w:type="auto"/>
+            <w:hideMark/>
+          </w:tcPr>
+          <w:p>
+            <w:pPr>
+              <w:spacing w:after="160" w:line="278" w:lineRule="auto"/>
+            </w:pPr>
+            <w:r>
+              <w:t>Built-in Editors Demo</w:t>
+            </w:r>
+          </w:p>
+        </w:tc>
+        <w:tc>
+          <w:tcPr>
+            <w:tcW w:w="4776" w:type="dxa"/>
+            <w:hideMark/>
+          </w:tcPr>
+          <w:p>
+            <w:pPr>
+              <w:spacing w:after="160" w:line="278" w:lineRule="auto"/>
+            </w:pPr>
+            <w:r>
+              <w:t xml:space="preserve">Explore </w:t>
+            </w:r>
+            <w:proofErr w:type="spellStart"/>
+            <w:r>
+              <w:t>TextBox</w:t>
+            </w:r>
+            <w:proofErr w:type="spellEnd"/>
+            <w:r>
+              <w:t xml:space="preserve">, </w:t>
+            </w:r>
+            <w:proofErr w:type="spellStart"/>
+            <w:r>
+              <w:t>NumericTextBox</w:t>
+            </w:r>
+            <w:proofErr w:type="spellEnd"/>
+            <w:r>
+              <w:t xml:space="preserve">, </w:t>
+            </w:r>
+            <w:proofErr w:type="spellStart"/>
+            <w:r>
+              <w:t>DropDownList</w:t>
+            </w:r>
+            <w:proofErr w:type="spellEnd"/>
+            <w:r>
+              <w:t xml:space="preserve">, </w:t>
+            </w:r>
+            <w:proofErr w:type="spellStart"/>
+            <w:r>
+              <w:t>DatePicker</w:t>
+            </w:r>
+            <w:proofErr w:type="spellEnd"/>
+            <w:r>
+              <w:t xml:space="preserve">, and </w:t>
+            </w:r>
+            <w:proofErr w:type="spellStart"/>
+            <w:r>
+              <w:t>CheckBox</w:t>
+            </w:r>
+            <w:proofErr w:type="spellEnd"/>
+            <w:r>
+              <w:t xml:space="preserve"> editors for different data types.</w:t>
+            </w:r>
+          </w:p>
+        </w:tc>
+        <w:tc>
+          <w:tcPr>
+            <w:tcW w:w="2065" w:type="dxa"/>
+            <w:hideMark/>
+          </w:tcPr>
+          <w:p>
+            <w:pPr>
+              <w:spacing w:after="160" w:line="278" w:lineRule="auto"/>
+            </w:pPr>
+            <w:r>
+              <w:t>View de</w:t>
+            </w:r>
+            <w:r>
+              <w:t>mo</w:t>
+            </w:r>
+          </w:p>
+        </w:tc>
+      </w:tr>
+    </w:tbl>
+    <w:p/>
+    <w:p>
+      <w:pPr>
+        <w:pStyle w:val="Heading1"/>
+      </w:pPr>
+      <w:r>
+        <w:t>React Data Grid Editing Questions</w:t>
+      </w:r>
+    </w:p>
+    <w:p/>
+    <w:tbl>
+      <w:tblPr>
+        <w:tblStyle w:val="TableGrid"/>
+        <w:tblW w:w="0" w:type="auto"/>
+        <w:tblLook w:val="04A0" w:firstRow="1" w:lastRow="0" w:firstColumn="1" w:lastColumn="0" w:noHBand="0" w:noVBand="1"/>
+      </w:tblPr>
+      <w:tblGrid>
+        <w:gridCol w:w="1213"/>
+        <w:gridCol w:w="2629"/>
+        <w:gridCol w:w="5508"/>
+      </w:tblGrid>
+      <w:tr>
+        <w:tc>
+          <w:tcPr>
+            <w:tcW w:w="1213" w:type="dxa"/>
+          </w:tcPr>
+          <w:p>
+            <w:pPr>
+              <w:jc w:val="center"/>
+              <w:rPr>
+                <w:b/>
+                <w:bCs/>
+              </w:rPr>
+            </w:pPr>
+            <w:r>
+              <w:rPr>
+                <w:b/>
+                <w:bCs/>
+              </w:rPr>
+              <w:t>Question</w:t>
+            </w:r>
+          </w:p>
+        </w:tc>
+        <w:tc>
+          <w:tcPr>
+            <w:tcW w:w="3577" w:type="dxa"/>
+          </w:tcPr>
+          <w:p>
+            <w:pPr>
+              <w:jc w:val="center"/>
+              <w:rPr>
+                <w:b/>
+                <w:bCs/>
+              </w:rPr>
+            </w:pPr>
+            <w:r>
+              <w:rPr>
+                <w:b/>
+                <w:bCs/>
+              </w:rPr>
+              <w:t>Title</w:t>
+            </w:r>
+          </w:p>
+        </w:tc>
+        <w:tc>
+          <w:tcPr>
+            <w:tcW w:w="4560" w:type="dxa"/>
+          </w:tcPr>
+          <w:p>
+            <w:pPr>
+              <w:jc w:val="center"/>
+              <w:rPr>
+                <w:b/>
+                <w:bCs/>
+              </w:rPr>
+            </w:pPr>
+            <w:r>
+              <w:rPr>
+                <w:b/>
+                <w:bCs/>
+              </w:rPr>
+              <w:t>Content</w:t>
+            </w:r>
+          </w:p>
+        </w:tc>
+      </w:tr>
+      <w:tr>
+        <w:tc>
+          <w:tcPr>
+            <w:tcW w:w="1213" w:type="dxa"/>
+          </w:tcPr>
+          <w:p>
+            <w:r>
+              <w:t>1.</w:t>
+            </w:r>
+          </w:p>
+        </w:tc>
+        <w:tc>
+          <w:tcPr>
+            <w:tcW w:w="3577" w:type="dxa"/>
+          </w:tcPr>
+          <w:p>
+            <w:r>
+              <w:t>What editing modes are available?</w:t>
+            </w:r>
+          </w:p>
+          <w:p/>
+        </w:tc>
+        <w:tc>
+          <w:tcPr>
+            <w:tcW w:w="4560" w:type="dxa"/>
+          </w:tcPr>
+          <w:p>
+            <w:r>
+              <w:t>Syncfusion React Data Grid supports six editing modes: Inline Row Editing (edit entire rows), Cell Editing (edit individual cells), Dialog Editing (form-based in modal), Batch Editing (edit multiple rows), Dialog Template Editing (custom templates), and Command Column Editing (dedicated action buttons).</w:t>
+            </w:r>
+          </w:p>
+          <w:p/>
+        </w:tc>
+      </w:tr>
+      <w:tr>
+        <w:tc>
+          <w:tcPr>
+            <w:tcW w:w="1213" w:type="dxa"/>
+          </w:tcPr>
+          <w:p>
+            <w:r>
+              <w:t>2.</w:t>
+            </w:r>
+          </w:p>
+        </w:tc>
+        <w:tc>
+          <w:tcPr>
+            <w:tcW w:w="3577" w:type="dxa"/>
+          </w:tcPr>
+          <w:p>
+            <w:r>
+              <w:t>Can values be validated before saving?</w:t>
+            </w:r>
+          </w:p>
+          <w:p/>
+        </w:tc>
+        <w:tc>
+          <w:tcPr>
+            <w:tcW w:w="4560" w:type="dxa"/>
+          </w:tcPr>
+          <w:p>
+            <w:r>
+              <w:t>Yes. Syncfusion supports both client-side validation (immediate feedback) and server-side validation (security). You can define validation rules using built-in validators or custom validation functions.</w:t>
+            </w:r>
+          </w:p>
+          <w:p/>
+        </w:tc>
+      </w:tr>
+      <w:tr>
+        <w:tc>
+          <w:tcPr>
+            <w:tcW w:w="1213" w:type="dxa"/>
+          </w:tcPr>
+          <w:p>
+            <w:r>
+              <w:t>3.</w:t>
+            </w:r>
+          </w:p>
+        </w:tc>
+        <w:tc>
+          <w:tcPr>
+            <w:tcW w:w="3577" w:type="dxa"/>
+          </w:tcPr>
+          <w:p>
+            <w:r>
+              <w:t>Can multiple changes be saved together?</w:t>
+            </w:r>
+          </w:p>
+          <w:p/>
+        </w:tc>
+        <w:tc>
+          <w:tcPr>
+            <w:tcW w:w="4560" w:type="dxa"/>
+          </w:tcPr>
+          <w:p>
+            <w:r>
+              <w:t>Yes. Batch editing allows you to edit multiple rows and save all changes in a single API call. This is useful for atomic transactions and bulk operations.</w:t>
+            </w:r>
+          </w:p>
+        </w:tc>
+      </w:tr>
+      <w:tr>
+        <w:tc>
+          <w:tcPr>
+            <w:tcW w:w="1213" w:type="dxa"/>
+          </w:tcPr>
+          <w:p>
+            <w:r>
+              <w:lastRenderedPageBreak/>
+              <w:t>4.</w:t>
+            </w:r>
+          </w:p>
+        </w:tc>
+        <w:tc>
+          <w:tcPr>
+            <w:tcW w:w="3577" w:type="dxa"/>
+          </w:tcPr>
+          <w:p>
+            <w:r>
+              <w:t>Can custom editors be used?</w:t>
+            </w:r>
+          </w:p>
+          <w:p/>
+        </w:tc>
+        <w:tc>
+          <w:tcPr>
+            <w:tcW w:w="4560" w:type="dxa"/>
+          </w:tcPr>
+          <w:p>
+            <w:r>
+              <w:t xml:space="preserve">Yes. Custom editors can be used to use specialized components like date pickers, dropdowns, or custom React components. You can also create custom </w:t>
+            </w:r>
+            <w:proofErr w:type="gramStart"/>
+            <w:r>
+              <w:t>edit</w:t>
+            </w:r>
+            <w:proofErr w:type="gramEnd"/>
+            <w:r>
+              <w:t xml:space="preserve"> templates and dialogs for complete control over the editing experience.</w:t>
+            </w:r>
+          </w:p>
+          <w:p/>
+        </w:tc>
+      </w:tr>
+      <w:tr>
+        <w:tc>
+          <w:tcPr>
+            <w:tcW w:w="1213" w:type="dxa"/>
+          </w:tcPr>
+          <w:p>
+            <w:r>
+              <w:t>5.</w:t>
+            </w:r>
+          </w:p>
+        </w:tc>
+        <w:tc>
+          <w:tcPr>
+            <w:tcW w:w="3577" w:type="dxa"/>
+          </w:tcPr>
+          <w:p>
+            <w:r>
+              <w:t>Which editing mode should I use for remote data?</w:t>
+            </w:r>
+          </w:p>
+          <w:p/>
+        </w:tc>
+        <w:tc>
+          <w:tcPr>
+            <w:tcW w:w="4560" w:type="dxa"/>
+          </w:tcPr>
+          <w:p>
+            <w:r>
+              <w:t>All editing modes support remote data. The grid can send changes to your server immediately (cell editing) or in batches. Configure the API endpoint and the grid handles communication automatically.</w:t>
+            </w:r>
+          </w:p>
+          <w:p/>
+        </w:tc>
+      </w:tr>
+      <w:tr>
+        <w:tc>
+          <w:tcPr>
+            <w:tcW w:w="1213" w:type="dxa"/>
+          </w:tcPr>
+          <w:p>
+            <w:r>
+              <w:t>6.</w:t>
+            </w:r>
+          </w:p>
+        </w:tc>
+        <w:tc>
+          <w:tcPr>
+            <w:tcW w:w="3577" w:type="dxa"/>
+          </w:tcPr>
+          <w:p>
+            <w:r>
+              <w:t>Is keyboard navigation supported during editing?</w:t>
+            </w:r>
+          </w:p>
+          <w:p/>
+        </w:tc>
+        <w:tc>
+          <w:tcPr>
+            <w:tcW w:w="4560" w:type="dxa"/>
+          </w:tcPr>
+          <w:p>
+            <w:r>
+              <w:t xml:space="preserve">Yes. Full keyboard support is </w:t>
+            </w:r>
+            <w:proofErr w:type="gramStart"/>
+            <w:r>
+              <w:t>built-in.</w:t>
+            </w:r>
+            <w:proofErr w:type="gramEnd"/>
+            <w:r>
+              <w:t xml:space="preserve"> Users can navigate between cells with arrow keys, enter edit mode with</w:t>
+            </w:r>
+            <w:r>
+              <w:t xml:space="preserve"> F2</w:t>
+            </w:r>
+            <w:r>
+              <w:t>, save with</w:t>
+            </w:r>
+            <w:r>
+              <w:t xml:space="preserve"> Enter</w:t>
+            </w:r>
+            <w:r>
+              <w:t>, and cancel with Escape. This supports accessible, productivity-focused workflows.</w:t>
+            </w:r>
+          </w:p>
+          <w:p/>
+        </w:tc>
+      </w:tr>
+      <w:tr>
+        <w:tc>
+          <w:tcPr>
+            <w:tcW w:w="0" w:type="auto"/>
+            <w:hideMark/>
+          </w:tcPr>
+          <w:p>
+            <w:pPr>
+              <w:rPr>
+                <w:rFonts w:asciiTheme="majorHAnsi" w:eastAsia="Times New Roman" w:hAnsiTheme="majorHAnsi" w:cs="Times New Roman"/>
+                <w:kern w:val="0"/>
+                <w14:ligatures w14:val="none"/>
+              </w:rPr>
+            </w:pPr>
+            <w:r>
+              <w:rPr>
+                <w:rFonts w:asciiTheme="majorHAnsi" w:eastAsia="Times New Roman" w:hAnsiTheme="majorHAnsi" w:cs="Times New Roman"/>
+                <w:kern w:val="0"/>
+                <w14:ligatures w14:val="none"/>
+              </w:rPr>
+              <w:t>7.</w:t>
+            </w:r>
+          </w:p>
+        </w:tc>
+        <w:tc>
+          <w:tcPr>
+            <w:tcW w:w="0" w:type="auto"/>
+            <w:hideMark/>
+          </w:tcPr>
+          <w:p>
+            <w:pPr>
+              <w:rPr>
+                <w:rFonts w:asciiTheme="majorHAnsi" w:eastAsia="Times New Roman" w:hAnsiTheme="majorHAnsi" w:cs="Times New Roman"/>
+                <w:kern w:val="0"/>
+                <w14:ligatures w14:val="none"/>
+              </w:rPr>
+            </w:pPr>
+            <w:r>
+              <w:rPr>
+                <w:rFonts w:asciiTheme="majorHAnsi" w:eastAsia="Times New Roman" w:hAnsiTheme="majorHAnsi" w:cs="Times New Roman"/>
+                <w:kern w:val="0"/>
+                <w14:ligatures w14:val="none"/>
+              </w:rPr>
+              <w:t>Can users edit data without leaving the grid?</w:t>
+            </w:r>
+          </w:p>
+        </w:tc>
+        <w:tc>
+          <w:tcPr>
+            <w:tcW w:w="0" w:type="auto"/>
+            <w:hideMark/>
+          </w:tcPr>
+          <w:p>
+            <w:pPr>
+              <w:rPr>
+                <w:rFonts w:asciiTheme="majorHAnsi" w:eastAsia="Times New Roman" w:hAnsiTheme="majorHAnsi" w:cs="Times New Roman"/>
+                <w:kern w:val="0"/>
+                <w14:ligatures w14:val="none"/>
+              </w:rPr>
+            </w:pPr>
+            <w:r>
+              <w:rPr>
+                <w:rFonts w:asciiTheme="majorHAnsi" w:eastAsia="Times New Roman" w:hAnsiTheme="majorHAnsi" w:cs="Times New Roman"/>
+                <w:kern w:val="0"/>
+                <w14:ligatures w14:val="none"/>
+              </w:rPr>
+              <w:t>Yes. Users can update records directly within the grid, eliminating the need to navigate to separate forms or pages.</w:t>
+            </w:r>
+          </w:p>
+          <w:p>
+            <w:pPr>
+              <w:rPr>
+                <w:rFonts w:asciiTheme="majorHAnsi" w:eastAsia="Times New Roman" w:hAnsiTheme="majorHAnsi" w:cs="Times New Roman"/>
+                <w:kern w:val="0"/>
+                <w14:ligatures w14:val="none"/>
+              </w:rPr>
+            </w:pPr>
+          </w:p>
+          <w:p>
+            <w:pPr>
+              <w:rPr>
+                <w:rFonts w:asciiTheme="majorHAnsi" w:eastAsia="Times New Roman" w:hAnsiTheme="majorHAnsi" w:cs="Times New Roman"/>
+                <w:kern w:val="0"/>
+                <w14:ligatures w14:val="none"/>
+              </w:rPr>
+            </w:pPr>
+          </w:p>
+        </w:tc>
+      </w:tr>
+      <w:tr>
+        <w:tc>
+          <w:tcPr>
+            <w:tcW w:w="0" w:type="auto"/>
+            <w:hideMark/>
+          </w:tcPr>
+          <w:p>
+            <w:pPr>
+              <w:rPr>
+                <w:rFonts w:asciiTheme="majorHAnsi" w:eastAsia="Times New Roman" w:hAnsiTheme="majorHAnsi" w:cs="Times New Roman"/>
+                <w:kern w:val="0"/>
+                <w14:ligatures w14:val="none"/>
+              </w:rPr>
+            </w:pPr>
+            <w:r>
+              <w:rPr>
+                <w:rFonts w:asciiTheme="majorHAnsi" w:eastAsia="Times New Roman" w:hAnsiTheme="majorHAnsi" w:cs="Times New Roman"/>
+                <w:kern w:val="0"/>
+                <w14:ligatures w14:val="none"/>
+              </w:rPr>
+              <w:t>8.</w:t>
+            </w:r>
+          </w:p>
+        </w:tc>
+        <w:tc>
+          <w:tcPr>
+            <w:tcW w:w="0" w:type="auto"/>
+            <w:hideMark/>
+          </w:tcPr>
+          <w:p>
+            <w:pPr>
+              <w:rPr>
+                <w:rFonts w:asciiTheme="majorHAnsi" w:eastAsia="Times New Roman" w:hAnsiTheme="majorHAnsi" w:cs="Times New Roman"/>
+                <w:kern w:val="0"/>
+                <w14:ligatures w14:val="none"/>
+              </w:rPr>
+            </w:pPr>
+            <w:r>
+              <w:rPr>
+                <w:rFonts w:asciiTheme="majorHAnsi" w:eastAsia="Times New Roman" w:hAnsiTheme="majorHAnsi" w:cs="Times New Roman"/>
+                <w:kern w:val="0"/>
+                <w14:ligatures w14:val="none"/>
+              </w:rPr>
+              <w:t>Which editing mode is best for quick updates?</w:t>
+            </w:r>
+          </w:p>
+        </w:tc>
+        <w:tc>
+          <w:tcPr>
+            <w:tcW w:w="0" w:type="auto"/>
+            <w:hideMark/>
+          </w:tcPr>
+          <w:p>
+            <w:pPr>
+              <w:rPr>
+                <w:rFonts w:asciiTheme="majorHAnsi" w:eastAsia="Times New Roman" w:hAnsiTheme="majorHAnsi" w:cs="Times New Roman"/>
+                <w:kern w:val="0"/>
+                <w14:ligatures w14:val="none"/>
+              </w:rPr>
+            </w:pPr>
+            <w:r>
+              <w:rPr>
+                <w:rFonts w:asciiTheme="majorHAnsi" w:eastAsia="Times New Roman" w:hAnsiTheme="majorHAnsi" w:cs="Times New Roman"/>
+                <w:kern w:val="0"/>
+                <w14:ligatures w14:val="none"/>
+              </w:rPr>
+              <w:t>Cell Editing is ideal for quick updates because users can modify individual cells directly with minimal interaction.</w:t>
+            </w:r>
+          </w:p>
+          <w:p>
+            <w:pPr>
+              <w:rPr>
+                <w:rFonts w:asciiTheme="majorHAnsi" w:eastAsia="Times New Roman" w:hAnsiTheme="majorHAnsi" w:cs="Times New Roman"/>
+                <w:kern w:val="0"/>
+                <w14:ligatures w14:val="none"/>
+              </w:rPr>
+            </w:pPr>
+          </w:p>
+          <w:p>
+            <w:pPr>
+              <w:rPr>
+                <w:rFonts w:asciiTheme="majorHAnsi" w:eastAsia="Times New Roman" w:hAnsiTheme="majorHAnsi" w:cs="Times New Roman"/>
+                <w:kern w:val="0"/>
+                <w14:ligatures w14:val="none"/>
+              </w:rPr>
+            </w:pPr>
+          </w:p>
+        </w:tc>
+      </w:tr>
+      <w:tr>
+        <w:tc>
+          <w:tcPr>
+            <w:tcW w:w="0" w:type="auto"/>
+            <w:hideMark/>
+          </w:tcPr>
+          <w:p>
+            <w:pPr>
+              <w:rPr>
+                <w:rFonts w:asciiTheme="majorHAnsi" w:eastAsia="Times New Roman" w:hAnsiTheme="majorHAnsi" w:cs="Times New Roman"/>
+                <w:kern w:val="0"/>
+                <w14:ligatures w14:val="none"/>
+              </w:rPr>
+            </w:pPr>
+            <w:r>
+              <w:rPr>
+                <w:rFonts w:asciiTheme="majorHAnsi" w:eastAsia="Times New Roman" w:hAnsiTheme="majorHAnsi" w:cs="Times New Roman"/>
+                <w:kern w:val="0"/>
+                <w14:ligatures w14:val="none"/>
+              </w:rPr>
+              <w:t>9.</w:t>
+            </w:r>
+          </w:p>
+        </w:tc>
+        <w:tc>
+          <w:tcPr>
+            <w:tcW w:w="0" w:type="auto"/>
+            <w:hideMark/>
+          </w:tcPr>
+          <w:p>
+            <w:pPr>
+              <w:rPr>
+                <w:rFonts w:asciiTheme="majorHAnsi" w:eastAsia="Times New Roman" w:hAnsiTheme="majorHAnsi" w:cs="Times New Roman"/>
+                <w:kern w:val="0"/>
+                <w14:ligatures w14:val="none"/>
+              </w:rPr>
+            </w:pPr>
+            <w:r>
+              <w:rPr>
+                <w:rFonts w:asciiTheme="majorHAnsi" w:eastAsia="Times New Roman" w:hAnsiTheme="majorHAnsi" w:cs="Times New Roman"/>
+                <w:kern w:val="0"/>
+                <w14:ligatures w14:val="none"/>
+              </w:rPr>
+              <w:t>How can bulk data updates be handled efficiently?</w:t>
+            </w:r>
+          </w:p>
+        </w:tc>
+        <w:tc>
+          <w:tcPr>
+            <w:tcW w:w="0" w:type="auto"/>
+            <w:hideMark/>
+          </w:tcPr>
+          <w:p>
+            <w:pPr>
+              <w:rPr>
+                <w:rFonts w:asciiTheme="majorHAnsi" w:eastAsia="Times New Roman" w:hAnsiTheme="majorHAnsi" w:cs="Times New Roman"/>
+                <w:kern w:val="0"/>
+                <w14:ligatures w14:val="none"/>
+              </w:rPr>
+            </w:pPr>
+            <w:r>
+              <w:rPr>
+                <w:rFonts w:asciiTheme="majorHAnsi" w:eastAsia="Times New Roman" w:hAnsiTheme="majorHAnsi" w:cs="Times New Roman"/>
+                <w:kern w:val="0"/>
+                <w14:ligatures w14:val="none"/>
+              </w:rPr>
+              <w:t>Batch Editing enables users to make multiple changes across rows and save them together, reducing the number of server requests.</w:t>
+            </w:r>
+          </w:p>
+          <w:p>
+            <w:pPr>
+              <w:rPr>
+                <w:rFonts w:asciiTheme="majorHAnsi" w:eastAsia="Times New Roman" w:hAnsiTheme="majorHAnsi" w:cs="Times New Roman"/>
+                <w:kern w:val="0"/>
+                <w14:ligatures w14:val="none"/>
+              </w:rPr>
+            </w:pPr>
+          </w:p>
+        </w:tc>
+      </w:tr>
+      <w:tr>
+        <w:tc>
+          <w:tcPr>
+            <w:tcW w:w="0" w:type="auto"/>
+            <w:hideMark/>
+          </w:tcPr>
+          <w:p>
+            <w:pPr>
+              <w:rPr>
+                <w:rFonts w:asciiTheme="majorHAnsi" w:eastAsia="Times New Roman" w:hAnsiTheme="majorHAnsi" w:cs="Times New Roman"/>
+                <w:kern w:val="0"/>
+                <w14:ligatures w14:val="none"/>
+              </w:rPr>
+            </w:pPr>
+            <w:r>
+              <w:rPr>
+                <w:rFonts w:asciiTheme="majorHAnsi" w:eastAsia="Times New Roman" w:hAnsiTheme="majorHAnsi" w:cs="Times New Roman"/>
+                <w:kern w:val="0"/>
+                <w14:ligatures w14:val="none"/>
+              </w:rPr>
+              <w:t>10</w:t>
+            </w:r>
+          </w:p>
+        </w:tc>
+        <w:tc>
+          <w:tcPr>
+            <w:tcW w:w="0" w:type="auto"/>
+            <w:hideMark/>
+          </w:tcPr>
+          <w:p>
+            <w:pPr>
+              <w:rPr>
+                <w:rFonts w:asciiTheme="majorHAnsi" w:eastAsia="Times New Roman" w:hAnsiTheme="majorHAnsi" w:cs="Times New Roman"/>
+                <w:kern w:val="0"/>
+                <w14:ligatures w14:val="none"/>
+              </w:rPr>
+            </w:pPr>
+            <w:r>
+              <w:rPr>
+                <w:rFonts w:asciiTheme="majorHAnsi" w:eastAsia="Times New Roman" w:hAnsiTheme="majorHAnsi" w:cs="Times New Roman"/>
+                <w:kern w:val="0"/>
+                <w14:ligatures w14:val="none"/>
+              </w:rPr>
+              <w:t>Can editing behavior be customized for business rules?</w:t>
+            </w:r>
+          </w:p>
+        </w:tc>
+        <w:tc>
+          <w:tcPr>
+            <w:tcW w:w="0" w:type="auto"/>
+            <w:hideMark/>
+          </w:tcPr>
+          <w:p>
+            <w:pPr>
+              <w:rPr>
+                <w:rFonts w:asciiTheme="majorHAnsi" w:eastAsia="Times New Roman" w:hAnsiTheme="majorHAnsi" w:cs="Times New Roman"/>
+                <w:kern w:val="0"/>
+                <w14:ligatures w14:val="none"/>
+              </w:rPr>
+            </w:pPr>
+            <w:r>
+              <w:rPr>
+                <w:rFonts w:asciiTheme="majorHAnsi" w:eastAsia="Times New Roman" w:hAnsiTheme="majorHAnsi" w:cs="Times New Roman"/>
+                <w:kern w:val="0"/>
+                <w14:ligatures w14:val="none"/>
+              </w:rPr>
+              <w:t>Yes. Developers can customize editing behavior using events, validation rules, templates, and custom editors to match business requirements.</w:t>
+            </w:r>
+          </w:p>
+          <w:p>
+            <w:pPr>
+              <w:rPr>
+                <w:rFonts w:asciiTheme="majorHAnsi" w:eastAsia="Times New Roman" w:hAnsiTheme="majorHAnsi" w:cs="Times New Roman"/>
+                <w:kern w:val="0"/>
+                <w14:ligatures w14:val="none"/>
+              </w:rPr>
+            </w:pPr>
+          </w:p>
+        </w:tc>
+      </w:tr>
+      <w:tr>
+        <w:tc>
+          <w:tcPr>
+            <w:tcW w:w="0" w:type="auto"/>
+            <w:hideMark/>
+          </w:tcPr>
+          <w:p>
+            <w:pPr>
+              <w:rPr>
+                <w:rFonts w:asciiTheme="majorHAnsi" w:eastAsia="Times New Roman" w:hAnsiTheme="majorHAnsi" w:cs="Times New Roman"/>
+                <w:kern w:val="0"/>
+                <w14:ligatures w14:val="none"/>
+              </w:rPr>
+            </w:pPr>
+            <w:r>
+              <w:rPr>
+                <w:rFonts w:asciiTheme="majorHAnsi" w:eastAsia="Times New Roman" w:hAnsiTheme="majorHAnsi" w:cs="Times New Roman"/>
+                <w:kern w:val="0"/>
+                <w14:ligatures w14:val="none"/>
+              </w:rPr>
+              <w:t>11.</w:t>
+            </w:r>
+          </w:p>
+        </w:tc>
+        <w:tc>
+          <w:tcPr>
+            <w:tcW w:w="0" w:type="auto"/>
+            <w:hideMark/>
+          </w:tcPr>
+          <w:p>
+            <w:pPr>
+              <w:rPr>
+                <w:rFonts w:asciiTheme="majorHAnsi" w:eastAsia="Times New Roman" w:hAnsiTheme="majorHAnsi" w:cs="Times New Roman"/>
+                <w:kern w:val="0"/>
+                <w14:ligatures w14:val="none"/>
+              </w:rPr>
+            </w:pPr>
+            <w:r>
+              <w:rPr>
+                <w:rFonts w:asciiTheme="majorHAnsi" w:eastAsia="Times New Roman" w:hAnsiTheme="majorHAnsi" w:cs="Times New Roman"/>
+                <w:kern w:val="0"/>
+                <w14:ligatures w14:val="none"/>
+              </w:rPr>
+              <w:t>Does the grid support a user-friendly editing experience?</w:t>
+            </w:r>
+          </w:p>
+        </w:tc>
+        <w:tc>
+          <w:tcPr>
+            <w:tcW w:w="0" w:type="auto"/>
+            <w:hideMark/>
+          </w:tcPr>
+          <w:p>
+            <w:pPr>
+              <w:rPr>
+                <w:rFonts w:asciiTheme="majorHAnsi" w:eastAsia="Times New Roman" w:hAnsiTheme="majorHAnsi" w:cs="Times New Roman"/>
+                <w:kern w:val="0"/>
+                <w14:ligatures w14:val="none"/>
+              </w:rPr>
+            </w:pPr>
+            <w:r>
+              <w:rPr>
+                <w:rFonts w:asciiTheme="majorHAnsi" w:eastAsia="Times New Roman" w:hAnsiTheme="majorHAnsi" w:cs="Times New Roman"/>
+                <w:kern w:val="0"/>
+                <w14:ligatures w14:val="none"/>
+              </w:rPr>
+              <w:t xml:space="preserve">Yes. With built-in editing modes, validation, keyboard navigation, and customizable editors, the grid provides </w:t>
+            </w:r>
+            <w:r>
+              <w:rPr>
+                <w:rFonts w:asciiTheme="majorHAnsi" w:eastAsia="Times New Roman" w:hAnsiTheme="majorHAnsi" w:cs="Times New Roman"/>
+                <w:kern w:val="0"/>
+                <w14:ligatures w14:val="none"/>
+              </w:rPr>
+              <w:t>smooth</w:t>
+            </w:r>
+            <w:r>
+              <w:rPr>
+                <w:rFonts w:asciiTheme="majorHAnsi" w:eastAsia="Times New Roman" w:hAnsiTheme="majorHAnsi" w:cs="Times New Roman"/>
+                <w:kern w:val="0"/>
+                <w14:ligatures w14:val="none"/>
+              </w:rPr>
+              <w:t xml:space="preserve"> and efficient editing experience.</w:t>
+            </w:r>
+          </w:p>
+          <w:p>
+            <w:pPr>
+              <w:rPr>
+                <w:rFonts w:asciiTheme="majorHAnsi" w:eastAsia="Times New Roman" w:hAnsiTheme="majorHAnsi" w:cs="Times New Roman"/>
+                <w:kern w:val="0"/>
+                <w14:ligatures w14:val="none"/>
+              </w:rPr>
+            </w:pPr>
+          </w:p>
+        </w:tc>
+      </w:tr>
+    </w:tbl>
+    <w:p/>
+    <w:p/>
     <w:p/>
     <w:p/>
     <w:p/>
@@ -999,7 +2543,6 @@
     <w:next w:val="Normal"/>
     <w:link w:val="Heading2Char"/>
     <w:uiPriority w:val="9"/>
-    <w:semiHidden/>
     <w:unhideWhenUsed/>
     <w:qFormat/>
     <w:rsid w:val="00A12D72"/>
@@ -1173,6 +2716,7 @@
   <w:style w:type="character" w:default="1" w:styleId="DefaultParagraphFont">
     <w:name w:val="Default Paragraph Font"/>
     <w:uiPriority w:val="1"/>
+    <w:semiHidden/>
     <w:unhideWhenUsed/>
   </w:style>
   <w:style w:type="table" w:default="1" w:styleId="TableNormal">
@@ -1214,7 +2758,6 @@
     <w:basedOn w:val="DefaultParagraphFont"/>
     <w:link w:val="Heading2"/>
     <w:uiPriority w:val="9"/>
-    <w:semiHidden/>
     <w:rsid w:val="00A12D72"/>
     <w:rPr>
       <w:rFonts w:asciiTheme="majorHAnsi" w:eastAsiaTheme="majorEastAsia" w:hAnsiTheme="majorHAnsi" w:cstheme="majorBidi"/>
